--- a/DAY-9/Project Work (Part-2)- Set Up a Live WordPress Instance on AWS EC2.docx
+++ b/DAY-9/Project Work (Part-2)- Set Up a Live WordPress Instance on AWS EC2.docx
@@ -232,7 +232,7 @@
           <w14:ligatures w14:val="none"/>
         </w:rPr>
         <w:pict w14:anchorId="7C0C5892">
-          <v:rect id="_x0000_i1492" style="width:0;height:1.5pt" o:hralign="center" o:hrstd="t" o:hr="t" fillcolor="#a0a0a0" stroked="f"/>
+          <v:rect id="_x0000_i1025" style="width:0;height:1.5pt" o:hralign="center" o:hrstd="t" o:hr="t" fillcolor="#a0a0a0" stroked="f"/>
         </w:pict>
       </w:r>
     </w:p>
@@ -328,7 +328,7 @@
           <w14:ligatures w14:val="none"/>
         </w:rPr>
         <w:pict w14:anchorId="00AEE3A9">
-          <v:rect id="_x0000_i1493" style="width:0;height:1.5pt" o:hralign="center" o:hrstd="t" o:hr="t" fillcolor="#a0a0a0" stroked="f"/>
+          <v:rect id="_x0000_i1026" style="width:0;height:1.5pt" o:hralign="center" o:hrstd="t" o:hr="t" fillcolor="#a0a0a0" stroked="f"/>
         </w:pict>
       </w:r>
     </w:p>
@@ -632,7 +632,7 @@
           <w14:ligatures w14:val="none"/>
         </w:rPr>
         <w:pict w14:anchorId="50607F5E">
-          <v:rect id="_x0000_i1494" style="width:0;height:1.5pt" o:hralign="center" o:hrstd="t" o:hr="t" fillcolor="#a0a0a0" stroked="f"/>
+          <v:rect id="_x0000_i1027" style="width:0;height:1.5pt" o:hralign="center" o:hrstd="t" o:hr="t" fillcolor="#a0a0a0" stroked="f"/>
         </w:pict>
       </w:r>
     </w:p>
@@ -1196,7 +1196,7 @@
           <w14:ligatures w14:val="none"/>
         </w:rPr>
         <w:pict w14:anchorId="2103231A">
-          <v:rect id="_x0000_i1495" style="width:0;height:1.5pt" o:hralign="center" o:hrstd="t" o:hr="t" fillcolor="#a0a0a0" stroked="f"/>
+          <v:rect id="_x0000_i1028" style="width:0;height:1.5pt" o:hralign="center" o:hrstd="t" o:hr="t" fillcolor="#a0a0a0" stroked="f"/>
         </w:pict>
       </w:r>
     </w:p>
@@ -1328,7 +1328,7 @@
           <w14:ligatures w14:val="none"/>
         </w:rPr>
         <w:pict w14:anchorId="0189D100">
-          <v:rect id="_x0000_i1501" style="width:0;height:1.5pt" o:hralign="center" o:hrstd="t" o:hr="t" fillcolor="#a0a0a0" stroked="f"/>
+          <v:rect id="_x0000_i1029" style="width:0;height:1.5pt" o:hralign="center" o:hrstd="t" o:hr="t" fillcolor="#a0a0a0" stroked="f"/>
         </w:pict>
       </w:r>
     </w:p>
@@ -1695,7 +1695,7 @@
           <w14:ligatures w14:val="none"/>
         </w:rPr>
         <w:pict w14:anchorId="1F23A101">
-          <v:rect id="_x0000_i1502" style="width:0;height:1.5pt" o:hralign="center" o:hrstd="t" o:hr="t" fillcolor="#a0a0a0" stroked="f"/>
+          <v:rect id="_x0000_i1030" style="width:0;height:1.5pt" o:hralign="center" o:hrstd="t" o:hr="t" fillcolor="#a0a0a0" stroked="f"/>
         </w:pict>
       </w:r>
     </w:p>
@@ -1887,7 +1887,7 @@
           <w14:ligatures w14:val="none"/>
         </w:rPr>
         <w:pict w14:anchorId="34E45917">
-          <v:rect id="_x0000_i1503" style="width:0;height:1.5pt" o:hralign="center" o:hrstd="t" o:hr="t" fillcolor="#a0a0a0" stroked="f"/>
+          <v:rect id="_x0000_i1031" style="width:0;height:1.5pt" o:hralign="center" o:hrstd="t" o:hr="t" fillcolor="#a0a0a0" stroked="f"/>
         </w:pict>
       </w:r>
     </w:p>
@@ -2271,7 +2271,7 @@
           <w14:ligatures w14:val="none"/>
         </w:rPr>
         <w:pict w14:anchorId="373A8F66">
-          <v:rect id="_x0000_i1504" style="width:0;height:1.5pt" o:hralign="center" o:hrstd="t" o:hr="t" fillcolor="#a0a0a0" stroked="f"/>
+          <v:rect id="_x0000_i1032" style="width:0;height:1.5pt" o:hralign="center" o:hrstd="t" o:hr="t" fillcolor="#a0a0a0" stroked="f"/>
         </w:pict>
       </w:r>
     </w:p>
@@ -2313,21 +2313,17 @@
         <w:outlineLvl w:val="0"/>
         <w:rPr>
           <w:rFonts w:ascii="Georgia" w:eastAsia="Times New Roman" w:hAnsi="Georgia" w:cs="Times New Roman"/>
-          <w:b/>
-          <w:bCs/>
-          <w:color w:val="000000" w:themeColor="text1"/>
-          <w:kern w:val="0"/>
-          <w:sz w:val="24"/>
-          <w:szCs w:val="24"/>
-          <w:lang w:val="en-US" w:eastAsia="en-IN"/>
-          <w14:ligatures w14:val="none"/>
-        </w:rPr>
-      </w:pPr>
-      <w:r>
-        <w:rPr>
-          <w:rFonts w:ascii="Georgia" w:eastAsia="Times New Roman" w:hAnsi="Georgia" w:cs="Times New Roman"/>
-          <w:b/>
-          <w:bCs/>
+          <w:color w:val="000000" w:themeColor="text1"/>
+          <w:kern w:val="0"/>
+          <w:sz w:val="24"/>
+          <w:szCs w:val="24"/>
+          <w:lang w:val="en-US" w:eastAsia="en-IN"/>
+          <w14:ligatures w14:val="none"/>
+        </w:rPr>
+      </w:pPr>
+      <w:r>
+        <w:rPr>
+          <w:rFonts w:ascii="Georgia" w:eastAsia="Times New Roman" w:hAnsi="Georgia" w:cs="Times New Roman"/>
           <w:color w:val="000000" w:themeColor="text1"/>
           <w:kern w:val="0"/>
           <w:sz w:val="24"/>
@@ -2336,424 +2332,8 @@
           <w14:ligatures w14:val="none"/>
         </w:rPr>
         <w:lastRenderedPageBreak/>
-        <w:t>Part 6 – Secure MySQL</w:t>
-      </w:r>
-    </w:p>
-    <w:p>
-      <w:pPr>
-        <w:shd w:val="clear" w:color="auto" w:fill="FFFFFF"/>
-        <w:spacing w:after="0" w:line="480" w:lineRule="auto"/>
-        <w:jc w:val="both"/>
-        <w:textAlignment w:val="baseline"/>
-        <w:outlineLvl w:val="0"/>
-        <w:rPr>
-          <w:rFonts w:ascii="Georgia" w:eastAsia="Times New Roman" w:hAnsi="Georgia" w:cs="Times New Roman"/>
-          <w:color w:val="000000" w:themeColor="text1"/>
-          <w:kern w:val="0"/>
-          <w:sz w:val="24"/>
-          <w:szCs w:val="24"/>
-          <w:lang w:val="en-US" w:eastAsia="en-IN"/>
-          <w14:ligatures w14:val="none"/>
-        </w:rPr>
-      </w:pPr>
-      <w:r>
-        <w:rPr>
-          <w:rFonts w:ascii="Georgia" w:eastAsia="Times New Roman" w:hAnsi="Georgia" w:cs="Times New Roman"/>
-          <w:color w:val="000000" w:themeColor="text1"/>
-          <w:kern w:val="0"/>
-          <w:sz w:val="24"/>
-          <w:szCs w:val="24"/>
-          <w:lang w:val="en-US" w:eastAsia="en-IN"/>
-          <w14:ligatures w14:val="none"/>
-        </w:rPr>
-        <w:t>Run</w:t>
-      </w:r>
-    </w:p>
-    <w:p>
-      <w:pPr>
-        <w:pBdr>
-          <w:top w:val="single" w:sz="4" w:space="1" w:color="auto"/>
-          <w:left w:val="single" w:sz="4" w:space="4" w:color="auto"/>
-          <w:bottom w:val="single" w:sz="4" w:space="1" w:color="auto"/>
-          <w:right w:val="single" w:sz="4" w:space="4" w:color="auto"/>
-        </w:pBdr>
-        <w:shd w:val="clear" w:color="auto" w:fill="F2F2F2" w:themeFill="background1" w:themeFillShade="F2"/>
-        <w:spacing w:after="0" w:line="480" w:lineRule="auto"/>
-        <w:jc w:val="both"/>
-        <w:textAlignment w:val="baseline"/>
-        <w:outlineLvl w:val="0"/>
-        <w:rPr>
-          <w:rFonts w:ascii="Georgia" w:eastAsia="Times New Roman" w:hAnsi="Georgia" w:cs="Times New Roman"/>
-          <w:color w:val="000000" w:themeColor="text1"/>
-          <w:kern w:val="0"/>
-          <w:sz w:val="24"/>
-          <w:szCs w:val="24"/>
-          <w:lang w:val="en-US" w:eastAsia="en-IN"/>
-          <w14:ligatures w14:val="none"/>
-        </w:rPr>
-      </w:pPr>
-      <w:r>
-        <w:rPr>
-          <w:rFonts w:ascii="Georgia" w:eastAsia="Times New Roman" w:hAnsi="Georgia" w:cs="Times New Roman"/>
-          <w:color w:val="000000" w:themeColor="text1"/>
-          <w:kern w:val="0"/>
-          <w:sz w:val="24"/>
-          <w:szCs w:val="24"/>
-          <w:lang w:val="en-US" w:eastAsia="en-IN"/>
-          <w14:ligatures w14:val="none"/>
-        </w:rPr>
-        <w:t>sudo mysql_secure_installation</w:t>
-      </w:r>
-    </w:p>
-    <w:p>
-      <w:pPr>
-        <w:shd w:val="clear" w:color="auto" w:fill="FFFFFF"/>
-        <w:spacing w:after="0" w:line="480" w:lineRule="auto"/>
-        <w:jc w:val="both"/>
-        <w:textAlignment w:val="baseline"/>
-        <w:outlineLvl w:val="0"/>
-        <w:rPr>
-          <w:rFonts w:ascii="Georgia" w:eastAsia="Times New Roman" w:hAnsi="Georgia" w:cs="Times New Roman"/>
-          <w:color w:val="000000" w:themeColor="text1"/>
-          <w:kern w:val="0"/>
-          <w:sz w:val="24"/>
-          <w:szCs w:val="24"/>
-          <w:lang w:val="en-US" w:eastAsia="en-IN"/>
-          <w14:ligatures w14:val="none"/>
-        </w:rPr>
-      </w:pPr>
-      <w:r>
-        <w:rPr>
-          <w:rFonts w:ascii="Georgia" w:eastAsia="Times New Roman" w:hAnsi="Georgia" w:cs="Times New Roman"/>
-          <w:color w:val="000000" w:themeColor="text1"/>
-          <w:kern w:val="0"/>
-          <w:sz w:val="24"/>
-          <w:szCs w:val="24"/>
-          <w:lang w:val="en-US" w:eastAsia="en-IN"/>
-          <w14:ligatures w14:val="none"/>
-        </w:rPr>
-        <w:t>Choose:</w:t>
-      </w:r>
-    </w:p>
-    <w:p>
-      <w:pPr>
-        <w:numPr>
-          <w:ilvl w:val="0"/>
-          <w:numId w:val="8"/>
-        </w:numPr>
-        <w:shd w:val="clear" w:color="auto" w:fill="FFFFFF"/>
-        <w:spacing w:after="0" w:line="480" w:lineRule="auto"/>
-        <w:jc w:val="both"/>
-        <w:textAlignment w:val="baseline"/>
-        <w:outlineLvl w:val="0"/>
-        <w:rPr>
-          <w:rFonts w:ascii="Georgia" w:eastAsia="Times New Roman" w:hAnsi="Georgia" w:cs="Times New Roman"/>
-          <w:color w:val="000000" w:themeColor="text1"/>
-          <w:kern w:val="0"/>
-          <w:sz w:val="24"/>
-          <w:szCs w:val="24"/>
-          <w:lang w:val="en-US" w:eastAsia="en-IN"/>
-          <w14:ligatures w14:val="none"/>
-        </w:rPr>
-      </w:pPr>
-      <w:r>
-        <w:rPr>
-          <w:rFonts w:ascii="Georgia" w:eastAsia="Times New Roman" w:hAnsi="Georgia" w:cs="Times New Roman"/>
-          <w:color w:val="000000" w:themeColor="text1"/>
-          <w:kern w:val="0"/>
-          <w:sz w:val="24"/>
-          <w:szCs w:val="24"/>
-          <w:lang w:val="en-US" w:eastAsia="en-IN"/>
-          <w14:ligatures w14:val="none"/>
-        </w:rPr>
-        <w:t xml:space="preserve">Validate Password </w:t>
-      </w:r>
-      <w:r>
-        <w:rPr>
-          <w:rFonts w:ascii="Times New Roman" w:eastAsia="Times New Roman" w:hAnsi="Times New Roman" w:cs="Times New Roman"/>
-          <w:color w:val="000000" w:themeColor="text1"/>
-          <w:kern w:val="0"/>
-          <w:sz w:val="24"/>
-          <w:szCs w:val="24"/>
-          <w:lang w:val="en-US" w:eastAsia="en-IN"/>
-          <w14:ligatures w14:val="none"/>
-        </w:rPr>
-        <w:t>→</w:t>
-      </w:r>
-      <w:r>
-        <w:rPr>
-          <w:rFonts w:ascii="Georgia" w:eastAsia="Times New Roman" w:hAnsi="Georgia" w:cs="Times New Roman"/>
-          <w:color w:val="000000" w:themeColor="text1"/>
-          <w:kern w:val="0"/>
-          <w:sz w:val="24"/>
-          <w:szCs w:val="24"/>
-          <w:lang w:val="en-US" w:eastAsia="en-IN"/>
-          <w14:ligatures w14:val="none"/>
-        </w:rPr>
-        <w:t xml:space="preserve"> No </w:t>
-      </w:r>
-    </w:p>
-    <w:p>
-      <w:pPr>
-        <w:numPr>
-          <w:ilvl w:val="0"/>
-          <w:numId w:val="8"/>
-        </w:numPr>
-        <w:shd w:val="clear" w:color="auto" w:fill="FFFFFF"/>
-        <w:spacing w:after="0" w:line="480" w:lineRule="auto"/>
-        <w:jc w:val="both"/>
-        <w:textAlignment w:val="baseline"/>
-        <w:outlineLvl w:val="0"/>
-        <w:rPr>
-          <w:rFonts w:ascii="Georgia" w:eastAsia="Times New Roman" w:hAnsi="Georgia" w:cs="Times New Roman"/>
-          <w:color w:val="000000" w:themeColor="text1"/>
-          <w:kern w:val="0"/>
-          <w:sz w:val="24"/>
-          <w:szCs w:val="24"/>
-          <w:lang w:val="en-US" w:eastAsia="en-IN"/>
-          <w14:ligatures w14:val="none"/>
-        </w:rPr>
-      </w:pPr>
-      <w:r>
-        <w:rPr>
-          <w:rFonts w:ascii="Georgia" w:eastAsia="Times New Roman" w:hAnsi="Georgia" w:cs="Times New Roman"/>
-          <w:color w:val="000000" w:themeColor="text1"/>
-          <w:kern w:val="0"/>
-          <w:sz w:val="24"/>
-          <w:szCs w:val="24"/>
-          <w:lang w:val="en-US" w:eastAsia="en-IN"/>
-          <w14:ligatures w14:val="none"/>
-        </w:rPr>
-        <w:t xml:space="preserve">Remove anonymous users </w:t>
-      </w:r>
-      <w:r>
-        <w:rPr>
-          <w:rFonts w:ascii="Times New Roman" w:eastAsia="Times New Roman" w:hAnsi="Times New Roman" w:cs="Times New Roman"/>
-          <w:color w:val="000000" w:themeColor="text1"/>
-          <w:kern w:val="0"/>
-          <w:sz w:val="24"/>
-          <w:szCs w:val="24"/>
-          <w:lang w:val="en-US" w:eastAsia="en-IN"/>
-          <w14:ligatures w14:val="none"/>
-        </w:rPr>
-        <w:t>→</w:t>
-      </w:r>
-      <w:r>
-        <w:rPr>
-          <w:rFonts w:ascii="Georgia" w:eastAsia="Times New Roman" w:hAnsi="Georgia" w:cs="Times New Roman"/>
-          <w:color w:val="000000" w:themeColor="text1"/>
-          <w:kern w:val="0"/>
-          <w:sz w:val="24"/>
-          <w:szCs w:val="24"/>
-          <w:lang w:val="en-US" w:eastAsia="en-IN"/>
-          <w14:ligatures w14:val="none"/>
-        </w:rPr>
-        <w:t xml:space="preserve"> Yes </w:t>
-      </w:r>
-    </w:p>
-    <w:p>
-      <w:pPr>
-        <w:numPr>
-          <w:ilvl w:val="0"/>
-          <w:numId w:val="8"/>
-        </w:numPr>
-        <w:shd w:val="clear" w:color="auto" w:fill="FFFFFF"/>
-        <w:spacing w:after="0" w:line="480" w:lineRule="auto"/>
-        <w:jc w:val="both"/>
-        <w:textAlignment w:val="baseline"/>
-        <w:outlineLvl w:val="0"/>
-        <w:rPr>
-          <w:rFonts w:ascii="Georgia" w:eastAsia="Times New Roman" w:hAnsi="Georgia" w:cs="Times New Roman"/>
-          <w:color w:val="000000" w:themeColor="text1"/>
-          <w:kern w:val="0"/>
-          <w:sz w:val="24"/>
-          <w:szCs w:val="24"/>
-          <w:lang w:val="en-US" w:eastAsia="en-IN"/>
-          <w14:ligatures w14:val="none"/>
-        </w:rPr>
-      </w:pPr>
-      <w:r>
-        <w:rPr>
-          <w:rFonts w:ascii="Georgia" w:eastAsia="Times New Roman" w:hAnsi="Georgia" w:cs="Times New Roman"/>
-          <w:color w:val="000000" w:themeColor="text1"/>
-          <w:kern w:val="0"/>
-          <w:sz w:val="24"/>
-          <w:szCs w:val="24"/>
-          <w:lang w:val="en-US" w:eastAsia="en-IN"/>
-          <w14:ligatures w14:val="none"/>
-        </w:rPr>
-        <w:t xml:space="preserve">Disallow remote root login </w:t>
-      </w:r>
-      <w:r>
-        <w:rPr>
-          <w:rFonts w:ascii="Times New Roman" w:eastAsia="Times New Roman" w:hAnsi="Times New Roman" w:cs="Times New Roman"/>
-          <w:color w:val="000000" w:themeColor="text1"/>
-          <w:kern w:val="0"/>
-          <w:sz w:val="24"/>
-          <w:szCs w:val="24"/>
-          <w:lang w:val="en-US" w:eastAsia="en-IN"/>
-          <w14:ligatures w14:val="none"/>
-        </w:rPr>
-        <w:t>→</w:t>
-      </w:r>
-      <w:r>
-        <w:rPr>
-          <w:rFonts w:ascii="Georgia" w:eastAsia="Times New Roman" w:hAnsi="Georgia" w:cs="Times New Roman"/>
-          <w:color w:val="000000" w:themeColor="text1"/>
-          <w:kern w:val="0"/>
-          <w:sz w:val="24"/>
-          <w:szCs w:val="24"/>
-          <w:lang w:val="en-US" w:eastAsia="en-IN"/>
-          <w14:ligatures w14:val="none"/>
-        </w:rPr>
-        <w:t xml:space="preserve"> Yes </w:t>
-      </w:r>
-    </w:p>
-    <w:p>
-      <w:pPr>
-        <w:numPr>
-          <w:ilvl w:val="0"/>
-          <w:numId w:val="8"/>
-        </w:numPr>
-        <w:shd w:val="clear" w:color="auto" w:fill="FFFFFF"/>
-        <w:spacing w:after="0" w:line="480" w:lineRule="auto"/>
-        <w:jc w:val="both"/>
-        <w:textAlignment w:val="baseline"/>
-        <w:outlineLvl w:val="0"/>
-        <w:rPr>
-          <w:rFonts w:ascii="Georgia" w:eastAsia="Times New Roman" w:hAnsi="Georgia" w:cs="Times New Roman"/>
-          <w:color w:val="000000" w:themeColor="text1"/>
-          <w:kern w:val="0"/>
-          <w:sz w:val="24"/>
-          <w:szCs w:val="24"/>
-          <w:lang w:val="en-US" w:eastAsia="en-IN"/>
-          <w14:ligatures w14:val="none"/>
-        </w:rPr>
-      </w:pPr>
-      <w:r>
-        <w:rPr>
-          <w:rFonts w:ascii="Georgia" w:eastAsia="Times New Roman" w:hAnsi="Georgia" w:cs="Times New Roman"/>
-          <w:color w:val="000000" w:themeColor="text1"/>
-          <w:kern w:val="0"/>
-          <w:sz w:val="24"/>
-          <w:szCs w:val="24"/>
-          <w:lang w:val="en-US" w:eastAsia="en-IN"/>
-          <w14:ligatures w14:val="none"/>
-        </w:rPr>
-        <w:t xml:space="preserve">Remove test database </w:t>
-      </w:r>
-      <w:r>
-        <w:rPr>
-          <w:rFonts w:ascii="Times New Roman" w:eastAsia="Times New Roman" w:hAnsi="Times New Roman" w:cs="Times New Roman"/>
-          <w:color w:val="000000" w:themeColor="text1"/>
-          <w:kern w:val="0"/>
-          <w:sz w:val="24"/>
-          <w:szCs w:val="24"/>
-          <w:lang w:val="en-US" w:eastAsia="en-IN"/>
-          <w14:ligatures w14:val="none"/>
-        </w:rPr>
-        <w:t>→</w:t>
-      </w:r>
-      <w:r>
-        <w:rPr>
-          <w:rFonts w:ascii="Georgia" w:eastAsia="Times New Roman" w:hAnsi="Georgia" w:cs="Times New Roman"/>
-          <w:color w:val="000000" w:themeColor="text1"/>
-          <w:kern w:val="0"/>
-          <w:sz w:val="24"/>
-          <w:szCs w:val="24"/>
-          <w:lang w:val="en-US" w:eastAsia="en-IN"/>
-          <w14:ligatures w14:val="none"/>
-        </w:rPr>
-        <w:t xml:space="preserve"> Yes </w:t>
-      </w:r>
-    </w:p>
-    <w:p>
-      <w:pPr>
-        <w:numPr>
-          <w:ilvl w:val="0"/>
-          <w:numId w:val="8"/>
-        </w:numPr>
-        <w:shd w:val="clear" w:color="auto" w:fill="FFFFFF"/>
-        <w:spacing w:after="0" w:line="480" w:lineRule="auto"/>
-        <w:jc w:val="both"/>
-        <w:textAlignment w:val="baseline"/>
-        <w:outlineLvl w:val="0"/>
-        <w:rPr>
-          <w:rFonts w:ascii="Georgia" w:eastAsia="Times New Roman" w:hAnsi="Georgia" w:cs="Times New Roman"/>
-          <w:color w:val="000000" w:themeColor="text1"/>
-          <w:kern w:val="0"/>
-          <w:sz w:val="24"/>
-          <w:szCs w:val="24"/>
-          <w:lang w:val="en-US" w:eastAsia="en-IN"/>
-          <w14:ligatures w14:val="none"/>
-        </w:rPr>
-      </w:pPr>
-      <w:r>
-        <w:rPr>
-          <w:rFonts w:ascii="Georgia" w:eastAsia="Times New Roman" w:hAnsi="Georgia" w:cs="Times New Roman"/>
-          <w:color w:val="000000" w:themeColor="text1"/>
-          <w:kern w:val="0"/>
-          <w:sz w:val="24"/>
-          <w:szCs w:val="24"/>
-          <w:lang w:val="en-US" w:eastAsia="en-IN"/>
-          <w14:ligatures w14:val="none"/>
-        </w:rPr>
-        <w:t xml:space="preserve">Reload privilege tables </w:t>
-      </w:r>
-      <w:r>
-        <w:rPr>
-          <w:rFonts w:ascii="Times New Roman" w:eastAsia="Times New Roman" w:hAnsi="Times New Roman" w:cs="Times New Roman"/>
-          <w:color w:val="000000" w:themeColor="text1"/>
-          <w:kern w:val="0"/>
-          <w:sz w:val="24"/>
-          <w:szCs w:val="24"/>
-          <w:lang w:val="en-US" w:eastAsia="en-IN"/>
-          <w14:ligatures w14:val="none"/>
-        </w:rPr>
-        <w:t>→</w:t>
-      </w:r>
-      <w:r>
-        <w:rPr>
-          <w:rFonts w:ascii="Georgia" w:eastAsia="Times New Roman" w:hAnsi="Georgia" w:cs="Times New Roman"/>
-          <w:color w:val="000000" w:themeColor="text1"/>
-          <w:kern w:val="0"/>
-          <w:sz w:val="24"/>
-          <w:szCs w:val="24"/>
-          <w:lang w:val="en-US" w:eastAsia="en-IN"/>
-          <w14:ligatures w14:val="none"/>
-        </w:rPr>
-        <w:t xml:space="preserve"> Yes </w:t>
-      </w:r>
-    </w:p>
-    <w:p>
-      <w:pPr>
-        <w:shd w:val="clear" w:color="auto" w:fill="FFFFFF"/>
-        <w:spacing w:after="0" w:line="480" w:lineRule="auto"/>
-        <w:jc w:val="both"/>
-        <w:textAlignment w:val="baseline"/>
-        <w:outlineLvl w:val="0"/>
-        <w:rPr>
-          <w:rFonts w:ascii="Georgia" w:eastAsia="Times New Roman" w:hAnsi="Georgia" w:cs="Times New Roman"/>
-          <w:color w:val="000000" w:themeColor="text1"/>
-          <w:kern w:val="0"/>
-          <w:sz w:val="24"/>
-          <w:szCs w:val="24"/>
-          <w:lang w:val="en-US" w:eastAsia="en-IN"/>
-          <w14:ligatures w14:val="none"/>
-        </w:rPr>
-      </w:pPr>
-      <w:r>
-        <w:rPr>
-          <w:rFonts w:ascii="Georgia" w:eastAsia="Times New Roman" w:hAnsi="Georgia" w:cs="Times New Roman"/>
-          <w:color w:val="000000" w:themeColor="text1"/>
-          <w:kern w:val="0"/>
-          <w:sz w:val="24"/>
-          <w:szCs w:val="24"/>
-          <w:lang w:val="en-US" w:eastAsia="en-IN"/>
-          <w14:ligatures w14:val="none"/>
-        </w:rPr>
         <w:pict w14:anchorId="5C9C1B8D">
-          <v:rect id="_x0000_i1505" style="width:0;height:1.5pt" o:hralign="center" o:hrstd="t" o:hr="t" fillcolor="#a0a0a0" stroked="f"/>
+          <v:rect id="_x0000_i1033" style="width:0;height:1.5pt" o:hralign="center" o:hrstd="t" o:hr="t" fillcolor="#a0a0a0" stroked="f"/>
         </w:pict>
       </w:r>
     </w:p>
@@ -3191,7 +2771,7 @@
           <w14:ligatures w14:val="none"/>
         </w:rPr>
         <w:pict w14:anchorId="6BD9CA22">
-          <v:rect id="_x0000_i1506" style="width:0;height:1.5pt" o:hralign="center" o:hrstd="t" o:hr="t" fillcolor="#a0a0a0" stroked="f"/>
+          <v:rect id="_x0000_i1034" style="width:0;height:1.5pt" o:hralign="center" o:hrstd="t" o:hr="t" fillcolor="#a0a0a0" stroked="f"/>
         </w:pict>
       </w:r>
     </w:p>
@@ -3221,41 +2801,6 @@
           <w:lang w:val="en-US" w:eastAsia="en-IN"/>
           <w14:ligatures w14:val="none"/>
         </w:rPr>
-        <w:br w:type="page"/>
-      </w:r>
-    </w:p>
-    <w:p>
-      <w:pPr>
-        <w:shd w:val="clear" w:color="auto" w:fill="FFFFFF"/>
-        <w:spacing w:after="0" w:line="480" w:lineRule="auto"/>
-        <w:jc w:val="both"/>
-        <w:textAlignment w:val="baseline"/>
-        <w:outlineLvl w:val="0"/>
-        <w:rPr>
-          <w:rFonts w:ascii="Georgia" w:eastAsia="Times New Roman" w:hAnsi="Georgia" w:cs="Times New Roman"/>
-          <w:b/>
-          <w:bCs/>
-          <w:color w:val="000000" w:themeColor="text1"/>
-          <w:kern w:val="0"/>
-          <w:sz w:val="24"/>
-          <w:szCs w:val="24"/>
-          <w:lang w:val="en-US" w:eastAsia="en-IN"/>
-          <w14:ligatures w14:val="none"/>
-        </w:rPr>
-      </w:pPr>
-      <w:r>
-        <w:rPr>
-          <w:rFonts w:ascii="Georgia" w:eastAsia="Times New Roman" w:hAnsi="Georgia" w:cs="Times New Roman"/>
-          <w:b/>
-          <w:bCs/>
-          <w:color w:val="000000" w:themeColor="text1"/>
-          <w:kern w:val="0"/>
-          <w:sz w:val="24"/>
-          <w:szCs w:val="24"/>
-          <w:lang w:val="en-US" w:eastAsia="en-IN"/>
-          <w14:ligatures w14:val="none"/>
-        </w:rPr>
-        <w:lastRenderedPageBreak/>
         <w:t>Part 8 – Install PHP</w:t>
       </w:r>
     </w:p>
@@ -3857,7 +3402,7 @@
           <w14:ligatures w14:val="none"/>
         </w:rPr>
         <w:pict w14:anchorId="1D2C795C">
-          <v:rect id="_x0000_i1507" style="width:0;height:1.5pt" o:hralign="center" o:hrstd="t" o:hr="t" fillcolor="#a0a0a0" stroked="f"/>
+          <v:rect id="_x0000_i1035" style="width:0;height:1.5pt" o:hralign="center" o:hrstd="t" o:hr="t" fillcolor="#a0a0a0" stroked="f"/>
         </w:pict>
       </w:r>
     </w:p>
@@ -4158,7 +3703,6 @@
           <w:lang w:val="en-US" w:eastAsia="en-IN"/>
           <w14:ligatures w14:val="none"/>
         </w:rPr>
-        <w:lastRenderedPageBreak/>
         <w:t>Extract it.</w:t>
       </w:r>
     </w:p>
@@ -4328,7 +3872,7 @@
           <w14:ligatures w14:val="none"/>
         </w:rPr>
         <w:pict w14:anchorId="4E386D67">
-          <v:rect id="_x0000_i1508" style="width:0;height:1.5pt" o:hralign="center" o:hrstd="t" o:hr="t" fillcolor="#a0a0a0" stroked="f"/>
+          <v:rect id="_x0000_i1036" style="width:0;height:1.5pt" o:hralign="center" o:hrstd="t" o:hr="t" fillcolor="#a0a0a0" stroked="f"/>
         </w:pict>
       </w:r>
     </w:p>
@@ -4526,7 +4070,7 @@
           <w14:ligatures w14:val="none"/>
         </w:rPr>
         <w:pict w14:anchorId="65C9DDFC">
-          <v:rect id="_x0000_i1509" style="width:0;height:1.5pt" o:hralign="center" o:hrstd="t" o:hr="t" fillcolor="#a0a0a0" stroked="f"/>
+          <v:rect id="_x0000_i1037" style="width:0;height:1.5pt" o:hralign="center" o:hrstd="t" o:hr="t" fillcolor="#a0a0a0" stroked="f"/>
         </w:pict>
       </w:r>
     </w:p>
@@ -4561,6 +4105,7 @@
           <w:lang w:val="en-US" w:eastAsia="en-IN"/>
           <w14:ligatures w14:val="none"/>
         </w:rPr>
+        <w:lastRenderedPageBreak/>
         <w:t>Part 11 – Configure WordPress</w:t>
       </w:r>
     </w:p>
@@ -5092,7 +4637,7 @@
           <w14:ligatures w14:val="none"/>
         </w:rPr>
         <w:pict w14:anchorId="0C55F706">
-          <v:rect id="_x0000_i1510" style="width:0;height:1.5pt" o:hralign="center" o:hrstd="t" o:hr="t" fillcolor="#a0a0a0" stroked="f"/>
+          <v:rect id="_x0000_i1038" style="width:0;height:1.5pt" o:hralign="center" o:hrstd="t" o:hr="t" fillcolor="#a0a0a0" stroked="f"/>
         </w:pict>
       </w:r>
     </w:p>
@@ -5250,7 +4795,7 @@
           <w14:ligatures w14:val="none"/>
         </w:rPr>
         <w:pict w14:anchorId="644A5B54">
-          <v:rect id="_x0000_i1512" style="width:0;height:1.5pt" o:hralign="center" o:hrstd="t" o:hr="t" fillcolor="#a0a0a0" stroked="f"/>
+          <v:rect id="_x0000_i1039" style="width:0;height:1.5pt" o:hralign="center" o:hrstd="t" o:hr="t" fillcolor="#a0a0a0" stroked="f"/>
         </w:pict>
       </w:r>
     </w:p>
@@ -5981,7 +5526,7 @@
           <w14:ligatures w14:val="none"/>
         </w:rPr>
         <w:pict w14:anchorId="139EA08D">
-          <v:rect id="_x0000_i1513" style="width:0;height:1.5pt" o:hralign="center" o:hrstd="t" o:hr="t" fillcolor="#a0a0a0" stroked="f"/>
+          <v:rect id="_x0000_i1040" style="width:0;height:1.5pt" o:hralign="center" o:hrstd="t" o:hr="t" fillcolor="#a0a0a0" stroked="f"/>
         </w:pict>
       </w:r>
     </w:p>
@@ -6137,6 +5682,7 @@
       <w:r>
         <w:rPr>
           <w:rFonts w:ascii="Georgia" w:eastAsia="Times New Roman" w:hAnsi="Georgia" w:cs="Times New Roman"/>
+          <w:noProof/>
           <w:color w:val="000000" w:themeColor="text1"/>
           <w:kern w:val="0"/>
           <w:sz w:val="24"/>
@@ -6209,7 +5755,7 @@
           <w14:ligatures w14:val="none"/>
         </w:rPr>
         <w:pict w14:anchorId="4781FE70">
-          <v:rect id="_x0000_i1514" style="width:0;height:1.5pt" o:hralign="center" o:hrstd="t" o:hr="t" fillcolor="#a0a0a0" stroked="f"/>
+          <v:rect id="_x0000_i1041" style="width:0;height:1.5pt" o:hralign="center" o:hrstd="t" o:hr="t" fillcolor="#a0a0a0" stroked="f"/>
         </w:pict>
       </w:r>
     </w:p>
@@ -6618,7 +6164,7 @@
           <w14:ligatures w14:val="none"/>
         </w:rPr>
         <w:pict w14:anchorId="610AF7E3">
-          <v:rect id="_x0000_i1515" style="width:0;height:1.5pt" o:hralign="center" o:hrstd="t" o:hr="t" fillcolor="#a0a0a0" stroked="f"/>
+          <v:rect id="_x0000_i1042" style="width:0;height:1.5pt" o:hralign="center" o:hrstd="t" o:hr="t" fillcolor="#a0a0a0" stroked="f"/>
         </w:pict>
       </w:r>
     </w:p>
@@ -8394,6 +7940,7 @@
   <w:style w:type="character" w:default="1" w:styleId="DefaultParagraphFont">
     <w:name w:val="Default Paragraph Font"/>
     <w:uiPriority w:val="1"/>
+    <w:semiHidden/>
     <w:unhideWhenUsed/>
   </w:style>
   <w:style w:type="table" w:default="1" w:styleId="TableNormal">
